--- a/pr-preview/pr-392/chapters/word-choice.docx
+++ b/pr-preview/pr-392/chapters/word-choice.docx
@@ -15,7 +15,7 @@
         <w:pStyle w:val="Date"/>
       </w:pPr>
       <w:r>
-        <w:t xml:space="preserve">Last modified: 2026-10-27 23:33:41 (PDT)</w:t>
+        <w:t xml:space="preserve">Last modified: 2026-10-28 00:02:13 (PDT)</w:t>
       </w:r>
     </w:p>
     <w:tbl>
@@ -1141,7 +1141,829 @@
         <w:t xml:space="preserve"> </w:t>
       </w:r>
       <w:r>
-        <w:t xml:space="preserve">that the text defines as a</w:t>
+        <w:t xml:space="preserve">that the text defines as a term.</w:t>
+      </w:r>
+      <w:r>
+        <w:t xml:space="preserve"> </w:t>
+      </w:r>
+    </w:p>
+    <w:p>
+      <w:pPr>
+        <w:pStyle w:val="BlockText"/>
+      </w:pPr>
+      <w:r>
+        <w:t xml:space="preserve">❌ Nesting the cross-validation loop costs another factor of</w:t>
+      </w:r>
+      <w:r>
+        <w:t xml:space="preserve"> </w:t>
+      </w:r>
+      <m:oMath>
+        <m:r>
+          <m:t>K</m:t>
+        </m:r>
+      </m:oMath>
+      <w:r>
+        <w:t xml:space="preserve"> </w:t>
+      </w:r>
+      <w:r>
+        <w:t xml:space="preserve">in computing time.</w:t>
+      </w:r>
+    </w:p>
+    <w:p>
+      <w:pPr>
+        <w:pStyle w:val="BlockText"/>
+      </w:pPr>
+      <w:r>
+        <w:t xml:space="preserve">✅ Nesting the cross-validation loop multiplies the computing time by</w:t>
+      </w:r>
+      <w:r>
+        <w:t xml:space="preserve"> </w:t>
+      </w:r>
+      <m:oMath>
+        <m:r>
+          <m:t>K</m:t>
+        </m:r>
+      </m:oMath>
+      <w:r>
+        <w:t xml:space="preserve">.</w:t>
+      </w:r>
+    </w:p>
+    <w:p>
+      <w:pPr>
+        <w:pStyle w:val="BlockText"/>
+      </w:pPr>
+      <w:r>
+        <w:t xml:space="preserve">❌ Continuity buys us the intermediate value theorem.</w:t>
+      </w:r>
+    </w:p>
+    <w:p>
+      <w:pPr>
+        <w:pStyle w:val="BlockText"/>
+      </w:pPr>
+      <w:r>
+        <w:t xml:space="preserve">✅ Continuity gives us the intermediate value theorem.</w:t>
+      </w:r>
+    </w:p>
+    <w:p>
+      <w:pPr>
+        <w:pStyle w:val="BlockText"/>
+      </w:pPr>
+      <w:r>
+        <w:t xml:space="preserve">❌ The penalty costs us a little flexibility at the ends of the curve.</w:t>
+      </w:r>
+    </w:p>
+    <w:p>
+      <w:pPr>
+        <w:pStyle w:val="BlockText"/>
+      </w:pPr>
+      <w:r>
+        <w:t xml:space="preserve">✅ The penalty reduces the curve’s flexibility a little at its ends.</w:t>
+      </w:r>
+    </w:p>
+    <w:p>
+      <w:pPr>
+        <w:pStyle w:val="FirstParagraph"/>
+      </w:pPr>
+      <w:r>
+        <w:t xml:space="preserve">Some single words cause a different problem.</w:t>
+      </w:r>
+      <w:r>
+        <w:t xml:space="preserve"> </w:t>
+      </w:r>
+      <w:r>
+        <w:t xml:space="preserve">Words such as</w:t>
+      </w:r>
+      <w:r>
+        <w:t xml:space="preserve"> </w:t>
+      </w:r>
+      <w:r>
+        <w:t xml:space="preserve">“obviously”</w:t>
+      </w:r>
+      <w:r>
+        <w:t xml:space="preserve">,</w:t>
+      </w:r>
+      <w:r>
+        <w:t xml:space="preserve"> </w:t>
+      </w:r>
+      <w:r>
+        <w:t xml:space="preserve">“clearly”</w:t>
+      </w:r>
+      <w:r>
+        <w:t xml:space="preserve"> </w:t>
+      </w:r>
+      <w:r>
+        <w:t xml:space="preserve">and</w:t>
+      </w:r>
+      <w:r>
+        <w:t xml:space="preserve"> </w:t>
+      </w:r>
+      <w:r>
+        <w:t xml:space="preserve">“trivially”</w:t>
+      </w:r>
+      <w:r>
+        <w:t xml:space="preserve"> </w:t>
+      </w:r>
+      <w:r>
+        <w:t xml:space="preserve">can assert that a claim needs no support</w:t>
+      </w:r>
+      <w:r>
+        <w:t xml:space="preserve"> </w:t>
+      </w:r>
+      <w:r>
+        <w:t xml:space="preserve">instead of supplying any.</w:t>
+      </w:r>
+      <w:r>
+        <w:t xml:space="preserve"> </w:t>
+      </w:r>
+      <w:hyperlink r:id="rId23">
+        <w:r>
+          <w:rPr>
+            <w:rStyle w:val="Hyperlink"/>
+          </w:rPr>
+          <w:t xml:space="preserve">Do not substitute flippancy for support</w:t>
+        </w:r>
+      </w:hyperlink>
+      <w:r>
+        <w:t xml:space="preserve"> </w:t>
+      </w:r>
+      <w:r>
+        <w:t xml:space="preserve">says when those words are a problem</w:t>
+      </w:r>
+      <w:r>
+        <w:t xml:space="preserve"> </w:t>
+      </w:r>
+      <w:r>
+        <w:t xml:space="preserve">and what to write instead.</w:t>
+      </w:r>
+    </w:p>
+    <w:bookmarkEnd w:id="24"/>
+    <w:bookmarkStart w:id="25" w:name="Xb7f284656303a61435fb977954db81f2a003d22"/>
+    <w:p>
+      <w:pPr>
+        <w:pStyle w:val="Heading2"/>
+      </w:pPr>
+      <w:r>
+        <w:t xml:space="preserve">2 Follow an abstract statement with an example</w:t>
+      </w:r>
+    </w:p>
+    <w:p>
+      <w:pPr>
+        <w:pStyle w:val="FirstParagraph"/>
+      </w:pPr>
+      <w:r>
+        <w:t xml:space="preserve">An abstract or general statement is fine,</w:t>
+      </w:r>
+      <w:r>
+        <w:t xml:space="preserve"> </w:t>
+      </w:r>
+      <w:r>
+        <w:t xml:space="preserve">as long as a concrete example follows it.</w:t>
+      </w:r>
+      <w:r>
+        <w:t xml:space="preserve"> </w:t>
+      </w:r>
+      <w:r>
+        <w:t xml:space="preserve">A vague statement is not:</w:t>
+      </w:r>
+      <w:r>
+        <w:t xml:space="preserve"> </w:t>
+      </w:r>
+      <w:r>
+        <w:t xml:space="preserve">one that names no specific case leaves the reader to invent one,</w:t>
+      </w:r>
+      <w:r>
+        <w:t xml:space="preserve"> </w:t>
+      </w:r>
+      <w:r>
+        <w:t xml:space="preserve">and they may invent the wrong one.</w:t>
+      </w:r>
+    </w:p>
+    <w:p>
+      <w:pPr>
+        <w:pStyle w:val="BodyText"/>
+      </w:pPr>
+      <w:r>
+        <w:t xml:space="preserve">For example, consider this bullet from a list of what machine learning needs:</w:t>
+      </w:r>
+    </w:p>
+    <w:p>
+      <w:pPr>
+        <w:pStyle w:val="BlockText"/>
+      </w:pPr>
+      <w:r>
+        <w:t xml:space="preserve">statistics to say what a finite sample of data supports</w:t>
+      </w:r>
+    </w:p>
+    <w:p>
+      <w:pPr>
+        <w:pStyle w:val="FirstParagraph"/>
+      </w:pPr>
+      <w:r>
+        <w:t xml:space="preserve">The bullet is general, which is fine.</w:t>
+      </w:r>
+      <w:r>
+        <w:t xml:space="preserve"> </w:t>
+      </w:r>
+      <w:r>
+        <w:t xml:space="preserve">What it lacks is an instance that shows the reader what</w:t>
+      </w:r>
+      <w:r>
+        <w:t xml:space="preserve"> </w:t>
+      </w:r>
+      <w:r>
+        <w:t xml:space="preserve">“supports”</w:t>
+      </w:r>
+      <w:r>
+        <w:t xml:space="preserve"> </w:t>
+      </w:r>
+      <w:r>
+        <w:t xml:space="preserve">means.</w:t>
+      </w:r>
+      <w:r>
+        <w:t xml:space="preserve"> </w:t>
+      </w:r>
+      <w:r>
+        <w:t xml:space="preserve">Adding one turns it into something a reader can check:</w:t>
+      </w:r>
+    </w:p>
+    <w:p>
+      <w:pPr>
+        <w:pStyle w:val="BlockText"/>
+      </w:pPr>
+      <w:r>
+        <w:t xml:space="preserve">statistics to say what a finite sample of data supports:</w:t>
+      </w:r>
+      <w:r>
+        <w:t xml:space="preserve"> </w:t>
+      </w:r>
+      <w:r>
+        <w:t xml:space="preserve">if most of the spam in a pile of training emails mentions money,</w:t>
+      </w:r>
+      <w:r>
+        <w:t xml:space="preserve"> </w:t>
+      </w:r>
+      <w:r>
+        <w:t xml:space="preserve">statistics tells us whether that pattern should hold for next month’s emails</w:t>
+      </w:r>
+      <w:r>
+        <w:t xml:space="preserve"> </w:t>
+      </w:r>
+      <w:r>
+        <w:t xml:space="preserve">or is a quirk of this particular pile</w:t>
+      </w:r>
+    </w:p>
+    <w:p>
+      <w:pPr>
+        <w:pStyle w:val="FirstParagraph"/>
+      </w:pPr>
+      <w:r>
+        <w:t xml:space="preserve">When you write a general claim,</w:t>
+      </w:r>
+      <w:r>
+        <w:t xml:space="preserve"> </w:t>
+      </w:r>
+      <w:r>
+        <w:t xml:space="preserve">ask what one specific case of it looks like,</w:t>
+      </w:r>
+      <w:r>
+        <w:t xml:space="preserve"> </w:t>
+      </w:r>
+      <w:r>
+        <w:t xml:space="preserve">and put that case right after the claim.</w:t>
+      </w:r>
+    </w:p>
+    <w:bookmarkEnd w:id="25"/>
+    <w:bookmarkStart w:id="26" w:name="say-which-thing"/>
+    <w:p>
+      <w:pPr>
+        <w:pStyle w:val="Heading2"/>
+      </w:pPr>
+      <w:r>
+        <w:t xml:space="preserve">3 Say which thing</w:t>
+      </w:r>
+    </w:p>
+    <w:p>
+      <w:pPr>
+        <w:pStyle w:val="FirstParagraph"/>
+      </w:pPr>
+      <w:r>
+        <w:t xml:space="preserve">The word</w:t>
+      </w:r>
+      <w:r>
+        <w:t xml:space="preserve"> </w:t>
+      </w:r>
+      <w:r>
+        <w:rPr>
+          <w:i/>
+          <w:iCs/>
+        </w:rPr>
+        <w:t xml:space="preserve">thing</w:t>
+      </w:r>
+      <w:r>
+        <w:t xml:space="preserve"> </w:t>
+      </w:r>
+      <w:r>
+        <w:t xml:space="preserve">almost never survives a second look.</w:t>
+      </w:r>
+      <w:r>
+        <w:t xml:space="preserve"> </w:t>
+      </w:r>
+      <w:r>
+        <w:t xml:space="preserve">Name the object, quantity, step or idea it stands for.</w:t>
+      </w:r>
+    </w:p>
+    <w:p>
+      <w:pPr>
+        <w:pStyle w:val="BlockText"/>
+      </w:pPr>
+      <w:r>
+        <w:t xml:space="preserve">❌ The main thing to check is the residuals.</w:t>
+      </w:r>
+    </w:p>
+    <w:p>
+      <w:pPr>
+        <w:pStyle w:val="BlockText"/>
+      </w:pPr>
+      <w:r>
+        <w:t xml:space="preserve">✅ Check the residuals first.</w:t>
+      </w:r>
+    </w:p>
+    <w:p>
+      <w:pPr>
+        <w:pStyle w:val="FirstParagraph"/>
+      </w:pPr>
+      <w:r>
+        <w:t xml:space="preserve">The plural and the filler phrases built on it</w:t>
+      </w:r>
+      <w:r>
+        <w:t xml:space="preserve"> </w:t>
+      </w:r>
+      <w:r>
+        <w:t xml:space="preserve">(</w:t>
+      </w:r>
+      <w:r>
+        <w:t xml:space="preserve">“a number of things”</w:t>
+      </w:r>
+      <w:r>
+        <w:t xml:space="preserve">,</w:t>
+      </w:r>
+      <w:r>
+        <w:t xml:space="preserve"> </w:t>
+      </w:r>
+      <w:r>
+        <w:t xml:space="preserve">“other things”</w:t>
+      </w:r>
+      <w:r>
+        <w:t xml:space="preserve">,</w:t>
+      </w:r>
+      <w:r>
+        <w:t xml:space="preserve"> </w:t>
+      </w:r>
+      <w:r>
+        <w:t xml:space="preserve">“things like that”</w:t>
+      </w:r>
+      <w:r>
+        <w:t xml:space="preserve">)</w:t>
+      </w:r>
+      <w:r>
+        <w:t xml:space="preserve"> </w:t>
+      </w:r>
+      <w:r>
+        <w:t xml:space="preserve">are the same problem.</w:t>
+      </w:r>
+      <w:r>
+        <w:t xml:space="preserve"> </w:t>
+      </w:r>
+      <w:r>
+        <w:t xml:space="preserve">Each one tells the reader that something exists</w:t>
+      </w:r>
+      <w:r>
+        <w:t xml:space="preserve"> </w:t>
+      </w:r>
+      <w:r>
+        <w:t xml:space="preserve">without saying what.</w:t>
+      </w:r>
+    </w:p>
+    <w:p>
+      <w:pPr>
+        <w:pStyle w:val="BlockText"/>
+      </w:pPr>
+      <w:r>
+        <w:t xml:space="preserve">❌ Several things can inflate the standard errors.</w:t>
+      </w:r>
+    </w:p>
+    <w:p>
+      <w:pPr>
+        <w:pStyle w:val="BlockText"/>
+      </w:pPr>
+      <w:r>
+        <w:t xml:space="preserve">✅ Correlated predictors and clustered observations can inflate the standard errors.</w:t>
+      </w:r>
+    </w:p>
+    <w:p>
+      <w:pPr>
+        <w:pStyle w:val="FirstParagraph"/>
+      </w:pPr>
+      <w:r>
+        <w:t xml:space="preserve">If you cannot name the object, quantity, step or idea,</w:t>
+      </w:r>
+      <w:r>
+        <w:t xml:space="preserve"> </w:t>
+      </w:r>
+      <w:r>
+        <w:t xml:space="preserve">the sentence is not yet ready to write.</w:t>
+      </w:r>
+    </w:p>
+    <w:bookmarkEnd w:id="26"/>
+    <w:bookmarkStart w:id="28" w:name="give-a-technical-word-one-meaning"/>
+    <w:p>
+      <w:pPr>
+        <w:pStyle w:val="Heading2"/>
+      </w:pPr>
+      <w:r>
+        <w:t xml:space="preserve">4 Give a technical word one meaning</w:t>
+      </w:r>
+    </w:p>
+    <w:p>
+      <w:pPr>
+        <w:pStyle w:val="FirstParagraph"/>
+      </w:pPr>
+      <w:r>
+        <w:t xml:space="preserve">A word that names a technical concept keeps that one meaning on every page.</w:t>
+      </w:r>
+      <w:r>
+        <w:t xml:space="preserve"> </w:t>
+      </w:r>
+      <w:r>
+        <w:t xml:space="preserve">Two fields often use the same word for different concepts.</w:t>
+      </w:r>
+      <w:r>
+        <w:t xml:space="preserve"> </w:t>
+      </w:r>
+      <w:r>
+        <w:t xml:space="preserve">When a reader encounters the word in its second sense,</w:t>
+      </w:r>
+      <w:r>
+        <w:t xml:space="preserve"> </w:t>
+      </w:r>
+      <w:r>
+        <w:t xml:space="preserve">they must stop and work out which concept the sentence means.</w:t>
+      </w:r>
+    </w:p>
+    <w:p>
+      <w:pPr>
+        <w:pStyle w:val="BodyText"/>
+      </w:pPr>
+      <w:r>
+        <w:t xml:space="preserve">Pick the word’s established meaning in the course sequence,</w:t>
+      </w:r>
+      <w:r>
+        <w:t xml:space="preserve"> </w:t>
+      </w:r>
+      <w:r>
+        <w:t xml:space="preserve">and name the other concept with a different phrase.</w:t>
+      </w:r>
+      <w:r>
+        <w:t xml:space="preserve"> </w:t>
+      </w:r>
+      <w:r>
+        <w:t xml:space="preserve">If the other field’s word is still useful,</w:t>
+      </w:r>
+      <w:r>
+        <w:t xml:space="preserve"> </w:t>
+      </w:r>
+      <w:r>
+        <w:t xml:space="preserve">list it as a labeled alias in the definition of the concept it names.</w:t>
+      </w:r>
+    </w:p>
+    <w:p>
+      <w:pPr>
+        <w:pStyle w:val="BodyText"/>
+      </w:pPr>
+      <w:r>
+        <w:t xml:space="preserve">For example,</w:t>
+      </w:r>
+      <w:r>
+        <w:t xml:space="preserve"> </w:t>
+      </w:r>
+      <w:r>
+        <w:rPr>
+          <w:i/>
+          <w:iCs/>
+        </w:rPr>
+        <w:t xml:space="preserve">hypothesis</w:t>
+      </w:r>
+      <w:r>
+        <w:t xml:space="preserve"> </w:t>
+      </w:r>
+      <w:r>
+        <w:t xml:space="preserve">means a statistical hypothesis:</w:t>
+      </w:r>
+      <w:r>
+        <w:t xml:space="preserve"> </w:t>
+      </w:r>
+      <w:r>
+        <w:t xml:space="preserve">a claim about a</w:t>
+      </w:r>
+      <w:r>
+        <w:t xml:space="preserve"> </w:t>
+      </w:r>
+      <w:hyperlink r:id="rId27">
+        <w:r>
+          <w:rPr>
+            <w:rStyle w:val="Hyperlink"/>
+          </w:rPr>
+          <w:t xml:space="preserve">population</w:t>
+        </w:r>
+      </w:hyperlink>
+      <w:r>
+        <w:t xml:space="preserve">, such as a null hypothesis that a test examines.</w:t>
+      </w:r>
+      <w:r>
+        <w:t xml:space="preserve"> </w:t>
+      </w:r>
+      <w:r>
+        <w:t xml:space="preserve">In machine learning,</w:t>
+      </w:r>
+      <w:r>
+        <w:t xml:space="preserve"> </w:t>
+      </w:r>
+      <w:r>
+        <w:rPr>
+          <w:i/>
+          <w:iCs/>
+        </w:rPr>
+        <w:t xml:space="preserve">hypothesis</w:t>
+      </w:r>
+      <w:r>
+        <w:t xml:space="preserve"> </w:t>
+      </w:r>
+      <w:r>
+        <w:t xml:space="preserve">also names a candidate prediction</w:t>
+      </w:r>
+      <w:r>
+        <w:t xml:space="preserve"> </w:t>
+      </w:r>
+      <w:hyperlink r:id="rId22">
+        <w:r>
+          <w:rPr>
+            <w:rStyle w:val="Hyperlink"/>
+          </w:rPr>
+          <w:t xml:space="preserve">function</w:t>
+        </w:r>
+      </w:hyperlink>
+      <w:r>
+        <w:t xml:space="preserve">.</w:t>
+      </w:r>
+    </w:p>
+    <w:p>
+      <w:pPr>
+        <w:pStyle w:val="BlockText"/>
+      </w:pPr>
+      <w:r>
+        <w:t xml:space="preserve">❌ The learner picks one hypothesis from the hypothesis set.</w:t>
+      </w:r>
+    </w:p>
+    <w:p>
+      <w:pPr>
+        <w:pStyle w:val="BlockText"/>
+      </w:pPr>
+      <w:r>
+        <w:t xml:space="preserve">✅ The learner picks one function from the prediction function family.</w:t>
+      </w:r>
+    </w:p>
+    <w:p>
+      <w:pPr>
+        <w:pStyle w:val="FirstParagraph"/>
+      </w:pPr>
+      <w:r>
+        <w:t xml:space="preserve">The definition of the prediction function family can then say</w:t>
+      </w:r>
+      <w:r>
+        <w:t xml:space="preserve"> </w:t>
+      </w:r>
+      <w:r>
+        <w:t xml:space="preserve">that machine-learning texts call it a</w:t>
+      </w:r>
+      <w:r>
+        <w:t xml:space="preserve"> </w:t>
+      </w:r>
+      <w:r>
+        <w:rPr>
+          <w:i/>
+          <w:iCs/>
+        </w:rPr>
+        <w:t xml:space="preserve">hypothesis class</w:t>
+      </w:r>
+      <w:r>
+        <w:t xml:space="preserve"> </w:t>
+      </w:r>
+      <w:r>
+        <w:t xml:space="preserve">or</w:t>
+      </w:r>
+      <w:r>
+        <w:t xml:space="preserve"> </w:t>
+      </w:r>
+      <w:r>
+        <w:rPr>
+          <w:i/>
+          <w:iCs/>
+        </w:rPr>
+        <w:t xml:space="preserve">hypothesis space</w:t>
+      </w:r>
+      <w:r>
+        <w:t xml:space="preserve">.</w:t>
+      </w:r>
+    </w:p>
+    <w:bookmarkEnd w:id="28"/>
+    <w:bookmarkStart w:id="29" w:name="name-a-quantity-for-what-it-is"/>
+    <w:p>
+      <w:pPr>
+        <w:pStyle w:val="Heading2"/>
+      </w:pPr>
+      <w:r>
+        <w:t xml:space="preserve">5 Name a quantity for what it is</w:t>
+      </w:r>
+    </w:p>
+    <w:p>
+      <w:pPr>
+        <w:pStyle w:val="FirstParagraph"/>
+      </w:pPr>
+      <w:r>
+        <w:t xml:space="preserve">A name should say what kind of thing the quantity is.</w:t>
+      </w:r>
+      <w:r>
+        <w:t xml:space="preserve"> </w:t>
+      </w:r>
+      <w:r>
+        <w:t xml:space="preserve">Each kind of quantity has its own name:</w:t>
+      </w:r>
+    </w:p>
+    <w:p>
+      <w:pPr>
+        <w:pStyle w:val="Compact"/>
+        <w:numPr>
+          <w:ilvl w:val="0"/>
+          <w:numId w:val="1001"/>
+        </w:numPr>
+      </w:pPr>
+      <w:r>
+        <w:rPr>
+          <w:b/>
+          <w:bCs/>
+        </w:rPr>
+        <w:t xml:space="preserve">A variance</w:t>
+      </w:r>
+      <w:r>
+        <w:t xml:space="preserve"> </w:t>
+      </w:r>
+      <w:r>
+        <w:t xml:space="preserve">measures spread.</w:t>
+      </w:r>
+      <w:r>
+        <w:t xml:space="preserve"> </w:t>
+      </w:r>
+    </w:p>
+    <w:p>
+      <w:pPr>
+        <w:pStyle w:val="Compact"/>
+        <w:numPr>
+          <w:ilvl w:val="0"/>
+          <w:numId w:val="1001"/>
+        </w:numPr>
+      </w:pPr>
+      <w:r>
+        <w:rPr>
+          <w:b/>
+          <w:bCs/>
+        </w:rPr>
+        <w:t xml:space="preserve">A risk</w:t>
+      </w:r>
+      <w:r>
+        <w:t xml:space="preserve"> </w:t>
+      </w:r>
+      <w:r>
+        <w:t xml:space="preserve">is an expected loss.</w:t>
+      </w:r>
+      <w:r>
+        <w:t xml:space="preserve"> </w:t>
+      </w:r>
+    </w:p>
+    <w:p>
+      <w:pPr>
+        <w:pStyle w:val="Compact"/>
+        <w:numPr>
+          <w:ilvl w:val="0"/>
+          <w:numId w:val="1001"/>
+        </w:numPr>
+      </w:pPr>
+      <w:r>
+        <w:rPr>
+          <w:b/>
+          <w:bCs/>
+        </w:rPr>
+        <w:t xml:space="preserve">An error</w:t>
+      </w:r>
+      <w:r>
+        <w:t xml:space="preserve"> </w:t>
+      </w:r>
+      <w:r>
+        <w:t xml:space="preserve">is a realized difference between a prediction and an outcome.</w:t>
+      </w:r>
+      <w:r>
+        <w:t xml:space="preserve"> </w:t>
+      </w:r>
+    </w:p>
+    <w:p>
+      <w:pPr>
+        <w:pStyle w:val="FirstParagraph"/>
+      </w:pPr>
+      <w:r>
+        <w:t xml:space="preserve">Calling a variance an error, or calling a quantity</w:t>
+      </w:r>
+      <w:r>
+        <w:t xml:space="preserve"> </w:t>
+      </w:r>
+      <w:r>
+        <w:t xml:space="preserve">“irreducible”</w:t>
+      </w:r>
+      <w:r>
+        <w:t xml:space="preserve"> </w:t>
+      </w:r>
+      <w:r>
+        <w:t xml:space="preserve">without saying given what, misleads the reader.</w:t>
+      </w:r>
+      <w:r>
+        <w:t xml:space="preserve"> </w:t>
+      </w:r>
+    </w:p>
+    <w:p>
+      <w:pPr>
+        <w:pStyle w:val="BodyText"/>
+      </w:pPr>
+      <w:r>
+        <w:t xml:space="preserve">For example, the variance of the outcome given the inputs is the</w:t>
+      </w:r>
+      <w:r>
+        <w:t xml:space="preserve"> </w:t>
+      </w:r>
+      <w:r>
+        <w:rPr>
+          <w:i/>
+          <w:iCs/>
+        </w:rPr>
+        <w:t xml:space="preserve">residual variance</w:t>
+      </w:r>
+      <w:r>
+        <w:t xml:space="preserve">.</w:t>
+      </w:r>
+      <w:r>
+        <w:t xml:space="preserve"> </w:t>
+      </w:r>
+      <w:r>
+        <w:t xml:space="preserve"> </w:t>
+      </w:r>
+      <w:r>
+        <w:t xml:space="preserve">It is a component of the expected squared prediction error, not an error,</w:t>
+      </w:r>
+      <w:r>
+        <w:t xml:space="preserve"> </w:t>
+      </w:r>
+      <w:r>
+        <w:t xml:space="preserve">and it is irreducible only given the inputs the model uses:</w:t>
+      </w:r>
+      <w:r>
+        <w:t xml:space="preserve"> </w:t>
+      </w:r>
+      <w:r>
+        <w:t xml:space="preserve">a further input that predicts the outcome reduces it.</w:t>
+      </w:r>
+    </w:p>
+    <w:p>
+      <w:pPr>
+        <w:pStyle w:val="BlockText"/>
+      </w:pPr>
+      <w:r>
+        <w:t xml:space="preserve">❌ The irreducible error is the part no model can remove.</w:t>
+      </w:r>
+    </w:p>
+    <w:p>
+      <w:pPr>
+        <w:pStyle w:val="BlockText"/>
+      </w:pPr>
+      <w:r>
+        <w:t xml:space="preserve">✅ The residual variance is the part no model using the same inputs can remove.</w:t>
+      </w:r>
+      <w:r>
+        <w:t xml:space="preserve"> </w:t>
+      </w:r>
+    </w:p>
+    <w:p>
+      <w:pPr>
+        <w:pStyle w:val="FirstParagraph"/>
+      </w:pPr>
+      <w:r>
+        <w:t xml:space="preserve">Mention the common name once, as an alias in the definition, and use the accurate</w:t>
       </w:r>
       <w:r>
         <w:t xml:space="preserve"> </w:t>
@@ -1155,859 +1977,6 @@
         </w:r>
       </w:hyperlink>
       <w:r>
-        <w:t xml:space="preserve">.</w:t>
-      </w:r>
-    </w:p>
-    <w:p>
-      <w:pPr>
-        <w:pStyle w:val="BlockText"/>
-      </w:pPr>
-      <w:r>
-        <w:t xml:space="preserve">❌ Nesting the cross-validation loop costs another factor of</w:t>
-      </w:r>
-      <w:r>
-        <w:t xml:space="preserve"> </w:t>
-      </w:r>
-      <m:oMath>
-        <m:r>
-          <m:t>K</m:t>
-        </m:r>
-      </m:oMath>
-      <w:r>
-        <w:t xml:space="preserve"> </w:t>
-      </w:r>
-      <w:r>
-        <w:t xml:space="preserve">in computing time.</w:t>
-      </w:r>
-    </w:p>
-    <w:p>
-      <w:pPr>
-        <w:pStyle w:val="BlockText"/>
-      </w:pPr>
-      <w:r>
-        <w:t xml:space="preserve">✅ Nesting the cross-validation loop multiplies the computing time by</w:t>
-      </w:r>
-      <w:r>
-        <w:t xml:space="preserve"> </w:t>
-      </w:r>
-      <m:oMath>
-        <m:r>
-          <m:t>K</m:t>
-        </m:r>
-      </m:oMath>
-      <w:r>
-        <w:t xml:space="preserve">.</w:t>
-      </w:r>
-    </w:p>
-    <w:p>
-      <w:pPr>
-        <w:pStyle w:val="BlockText"/>
-      </w:pPr>
-      <w:r>
-        <w:t xml:space="preserve">❌ Continuity buys us the intermediate value theorem.</w:t>
-      </w:r>
-    </w:p>
-    <w:p>
-      <w:pPr>
-        <w:pStyle w:val="BlockText"/>
-      </w:pPr>
-      <w:r>
-        <w:t xml:space="preserve">✅ Continuity gives us the intermediate value theorem.</w:t>
-      </w:r>
-    </w:p>
-    <w:p>
-      <w:pPr>
-        <w:pStyle w:val="BlockText"/>
-      </w:pPr>
-      <w:r>
-        <w:t xml:space="preserve">❌ The penalty costs us a little flexibility at the ends of the curve.</w:t>
-      </w:r>
-    </w:p>
-    <w:p>
-      <w:pPr>
-        <w:pStyle w:val="BlockText"/>
-      </w:pPr>
-      <w:r>
-        <w:t xml:space="preserve">✅ The penalty reduces the curve’s flexibility a little at its ends.</w:t>
-      </w:r>
-    </w:p>
-    <w:p>
-      <w:pPr>
-        <w:pStyle w:val="FirstParagraph"/>
-      </w:pPr>
-      <w:r>
-        <w:t xml:space="preserve">Some single words cause a different problem.</w:t>
-      </w:r>
-      <w:r>
-        <w:t xml:space="preserve"> </w:t>
-      </w:r>
-      <w:r>
-        <w:t xml:space="preserve">Words such as</w:t>
-      </w:r>
-      <w:r>
-        <w:t xml:space="preserve"> </w:t>
-      </w:r>
-      <w:r>
-        <w:t xml:space="preserve">“obviously”</w:t>
-      </w:r>
-      <w:r>
-        <w:t xml:space="preserve">,</w:t>
-      </w:r>
-      <w:r>
-        <w:t xml:space="preserve"> </w:t>
-      </w:r>
-      <w:r>
-        <w:t xml:space="preserve">“clearly”</w:t>
-      </w:r>
-      <w:r>
-        <w:t xml:space="preserve"> </w:t>
-      </w:r>
-      <w:r>
-        <w:t xml:space="preserve">and</w:t>
-      </w:r>
-      <w:r>
-        <w:t xml:space="preserve"> </w:t>
-      </w:r>
-      <w:r>
-        <w:t xml:space="preserve">“trivially”</w:t>
-      </w:r>
-      <w:r>
-        <w:t xml:space="preserve"> </w:t>
-      </w:r>
-      <w:r>
-        <w:t xml:space="preserve">can assert that a claim needs no support</w:t>
-      </w:r>
-      <w:r>
-        <w:t xml:space="preserve"> </w:t>
-      </w:r>
-      <w:r>
-        <w:t xml:space="preserve">instead of supplying any.</w:t>
-      </w:r>
-      <w:r>
-        <w:t xml:space="preserve"> </w:t>
-      </w:r>
-      <w:hyperlink r:id="rId23">
-        <w:r>
-          <w:rPr>
-            <w:rStyle w:val="Hyperlink"/>
-          </w:rPr>
-          <w:t xml:space="preserve">Do not substitute flippancy for support</w:t>
-        </w:r>
-      </w:hyperlink>
-      <w:r>
-        <w:t xml:space="preserve"> </w:t>
-      </w:r>
-      <w:r>
-        <w:t xml:space="preserve">says when those words are a problem</w:t>
-      </w:r>
-      <w:r>
-        <w:t xml:space="preserve"> </w:t>
-      </w:r>
-      <w:r>
-        <w:t xml:space="preserve">and what to write instead.</w:t>
-      </w:r>
-    </w:p>
-    <w:bookmarkEnd w:id="24"/>
-    <w:bookmarkStart w:id="25" w:name="Xb7f284656303a61435fb977954db81f2a003d22"/>
-    <w:p>
-      <w:pPr>
-        <w:pStyle w:val="Heading2"/>
-      </w:pPr>
-      <w:r>
-        <w:t xml:space="preserve">2 Follow an abstract statement with an example</w:t>
-      </w:r>
-    </w:p>
-    <w:p>
-      <w:pPr>
-        <w:pStyle w:val="FirstParagraph"/>
-      </w:pPr>
-      <w:r>
-        <w:t xml:space="preserve">An abstract or general statement is fine,</w:t>
-      </w:r>
-      <w:r>
-        <w:t xml:space="preserve"> </w:t>
-      </w:r>
-      <w:r>
-        <w:t xml:space="preserve">as long as a concrete example follows it.</w:t>
-      </w:r>
-      <w:r>
-        <w:t xml:space="preserve"> </w:t>
-      </w:r>
-      <w:r>
-        <w:t xml:space="preserve">A vague statement is not:</w:t>
-      </w:r>
-      <w:r>
-        <w:t xml:space="preserve"> </w:t>
-      </w:r>
-      <w:r>
-        <w:t xml:space="preserve">one that names no specific case leaves the reader to invent one,</w:t>
-      </w:r>
-      <w:r>
-        <w:t xml:space="preserve"> </w:t>
-      </w:r>
-      <w:r>
-        <w:t xml:space="preserve">and they may invent the wrong one.</w:t>
-      </w:r>
-    </w:p>
-    <w:p>
-      <w:pPr>
-        <w:pStyle w:val="BodyText"/>
-      </w:pPr>
-      <w:r>
-        <w:t xml:space="preserve">For example, consider this bullet from a list of what machine learning needs:</w:t>
-      </w:r>
-    </w:p>
-    <w:p>
-      <w:pPr>
-        <w:pStyle w:val="BlockText"/>
-      </w:pPr>
-      <w:r>
-        <w:t xml:space="preserve">statistics to say what a finite sample of data supports</w:t>
-      </w:r>
-    </w:p>
-    <w:p>
-      <w:pPr>
-        <w:pStyle w:val="FirstParagraph"/>
-      </w:pPr>
-      <w:r>
-        <w:t xml:space="preserve">The bullet is general, which is fine.</w:t>
-      </w:r>
-      <w:r>
-        <w:t xml:space="preserve"> </w:t>
-      </w:r>
-      <w:r>
-        <w:t xml:space="preserve">What it lacks is an instance that shows the reader what</w:t>
-      </w:r>
-      <w:r>
-        <w:t xml:space="preserve"> </w:t>
-      </w:r>
-      <w:r>
-        <w:t xml:space="preserve">“supports”</w:t>
-      </w:r>
-      <w:r>
-        <w:t xml:space="preserve"> </w:t>
-      </w:r>
-      <w:r>
-        <w:t xml:space="preserve">means.</w:t>
-      </w:r>
-      <w:r>
-        <w:t xml:space="preserve"> </w:t>
-      </w:r>
-      <w:r>
-        <w:t xml:space="preserve">Adding one turns it into something a reader can check:</w:t>
-      </w:r>
-    </w:p>
-    <w:p>
-      <w:pPr>
-        <w:pStyle w:val="BlockText"/>
-      </w:pPr>
-      <w:r>
-        <w:t xml:space="preserve">statistics to say what a finite sample of data supports:</w:t>
-      </w:r>
-      <w:r>
-        <w:t xml:space="preserve"> </w:t>
-      </w:r>
-      <w:r>
-        <w:t xml:space="preserve">if most of the spam in a pile of training emails mentions money,</w:t>
-      </w:r>
-      <w:r>
-        <w:t xml:space="preserve"> </w:t>
-      </w:r>
-      <w:r>
-        <w:t xml:space="preserve">statistics tells us whether that pattern should hold for next month’s emails</w:t>
-      </w:r>
-      <w:r>
-        <w:t xml:space="preserve"> </w:t>
-      </w:r>
-      <w:r>
-        <w:t xml:space="preserve">or is a quirk of this particular pile</w:t>
-      </w:r>
-    </w:p>
-    <w:p>
-      <w:pPr>
-        <w:pStyle w:val="FirstParagraph"/>
-      </w:pPr>
-      <w:r>
-        <w:t xml:space="preserve">When you write a general claim,</w:t>
-      </w:r>
-      <w:r>
-        <w:t xml:space="preserve"> </w:t>
-      </w:r>
-      <w:r>
-        <w:t xml:space="preserve">ask what one specific case of it looks like,</w:t>
-      </w:r>
-      <w:r>
-        <w:t xml:space="preserve"> </w:t>
-      </w:r>
-      <w:r>
-        <w:t xml:space="preserve">and put that case right after the claim.</w:t>
-      </w:r>
-    </w:p>
-    <w:bookmarkEnd w:id="25"/>
-    <w:bookmarkStart w:id="26" w:name="say-which-thing"/>
-    <w:p>
-      <w:pPr>
-        <w:pStyle w:val="Heading2"/>
-      </w:pPr>
-      <w:r>
-        <w:t xml:space="preserve">3 Say which thing</w:t>
-      </w:r>
-    </w:p>
-    <w:p>
-      <w:pPr>
-        <w:pStyle w:val="FirstParagraph"/>
-      </w:pPr>
-      <w:r>
-        <w:t xml:space="preserve">The word</w:t>
-      </w:r>
-      <w:r>
-        <w:t xml:space="preserve"> </w:t>
-      </w:r>
-      <w:r>
-        <w:rPr>
-          <w:i/>
-          <w:iCs/>
-        </w:rPr>
-        <w:t xml:space="preserve">thing</w:t>
-      </w:r>
-      <w:r>
-        <w:t xml:space="preserve"> </w:t>
-      </w:r>
-      <w:r>
-        <w:t xml:space="preserve">almost never survives a second look.</w:t>
-      </w:r>
-      <w:r>
-        <w:t xml:space="preserve"> </w:t>
-      </w:r>
-      <w:r>
-        <w:t xml:space="preserve">Name the object, quantity, step or idea it stands for.</w:t>
-      </w:r>
-    </w:p>
-    <w:p>
-      <w:pPr>
-        <w:pStyle w:val="BlockText"/>
-      </w:pPr>
-      <w:r>
-        <w:t xml:space="preserve">❌ The main thing to check is the residuals.</w:t>
-      </w:r>
-    </w:p>
-    <w:p>
-      <w:pPr>
-        <w:pStyle w:val="BlockText"/>
-      </w:pPr>
-      <w:r>
-        <w:t xml:space="preserve">✅ Check the residuals first.</w:t>
-      </w:r>
-    </w:p>
-    <w:p>
-      <w:pPr>
-        <w:pStyle w:val="FirstParagraph"/>
-      </w:pPr>
-      <w:r>
-        <w:t xml:space="preserve">The plural and the filler phrases built on it</w:t>
-      </w:r>
-      <w:r>
-        <w:t xml:space="preserve"> </w:t>
-      </w:r>
-      <w:r>
-        <w:t xml:space="preserve">(</w:t>
-      </w:r>
-      <w:r>
-        <w:t xml:space="preserve">“a number of things”</w:t>
-      </w:r>
-      <w:r>
-        <w:t xml:space="preserve">,</w:t>
-      </w:r>
-      <w:r>
-        <w:t xml:space="preserve"> </w:t>
-      </w:r>
-      <w:r>
-        <w:t xml:space="preserve">“other things”</w:t>
-      </w:r>
-      <w:r>
-        <w:t xml:space="preserve">,</w:t>
-      </w:r>
-      <w:r>
-        <w:t xml:space="preserve"> </w:t>
-      </w:r>
-      <w:r>
-        <w:t xml:space="preserve">“things like that”</w:t>
-      </w:r>
-      <w:r>
-        <w:t xml:space="preserve">)</w:t>
-      </w:r>
-      <w:r>
-        <w:t xml:space="preserve"> </w:t>
-      </w:r>
-      <w:r>
-        <w:t xml:space="preserve">are the same problem.</w:t>
-      </w:r>
-      <w:r>
-        <w:t xml:space="preserve"> </w:t>
-      </w:r>
-      <w:r>
-        <w:t xml:space="preserve">Each one tells the reader that something exists</w:t>
-      </w:r>
-      <w:r>
-        <w:t xml:space="preserve"> </w:t>
-      </w:r>
-      <w:r>
-        <w:t xml:space="preserve">without saying what.</w:t>
-      </w:r>
-    </w:p>
-    <w:p>
-      <w:pPr>
-        <w:pStyle w:val="BlockText"/>
-      </w:pPr>
-      <w:r>
-        <w:t xml:space="preserve">❌ Several things can inflate the standard errors.</w:t>
-      </w:r>
-    </w:p>
-    <w:p>
-      <w:pPr>
-        <w:pStyle w:val="BlockText"/>
-      </w:pPr>
-      <w:r>
-        <w:t xml:space="preserve">✅ Correlated predictors and clustered observations can inflate the standard errors.</w:t>
-      </w:r>
-    </w:p>
-    <w:p>
-      <w:pPr>
-        <w:pStyle w:val="FirstParagraph"/>
-      </w:pPr>
-      <w:r>
-        <w:t xml:space="preserve">If you cannot name the object, quantity, step or idea,</w:t>
-      </w:r>
-      <w:r>
-        <w:t xml:space="preserve"> </w:t>
-      </w:r>
-      <w:r>
-        <w:t xml:space="preserve">the sentence is not yet ready to write.</w:t>
-      </w:r>
-    </w:p>
-    <w:bookmarkEnd w:id="26"/>
-    <w:bookmarkStart w:id="28" w:name="give-a-technical-word-one-meaning"/>
-    <w:p>
-      <w:pPr>
-        <w:pStyle w:val="Heading2"/>
-      </w:pPr>
-      <w:r>
-        <w:t xml:space="preserve">4 Give a technical word one meaning</w:t>
-      </w:r>
-    </w:p>
-    <w:p>
-      <w:pPr>
-        <w:pStyle w:val="FirstParagraph"/>
-      </w:pPr>
-      <w:r>
-        <w:t xml:space="preserve">A word that names a technical concept keeps that one meaning on every page.</w:t>
-      </w:r>
-      <w:r>
-        <w:t xml:space="preserve"> </w:t>
-      </w:r>
-      <w:r>
-        <w:t xml:space="preserve">Two fields often use the same word for different concepts.</w:t>
-      </w:r>
-      <w:r>
-        <w:t xml:space="preserve"> </w:t>
-      </w:r>
-      <w:r>
-        <w:t xml:space="preserve">When a reader encounters the word in its second sense,</w:t>
-      </w:r>
-      <w:r>
-        <w:t xml:space="preserve"> </w:t>
-      </w:r>
-      <w:r>
-        <w:t xml:space="preserve">they must stop and work out which concept the sentence means.</w:t>
-      </w:r>
-    </w:p>
-    <w:p>
-      <w:pPr>
-        <w:pStyle w:val="BodyText"/>
-      </w:pPr>
-      <w:r>
-        <w:t xml:space="preserve">Pick the word’s established meaning in the course sequence,</w:t>
-      </w:r>
-      <w:r>
-        <w:t xml:space="preserve"> </w:t>
-      </w:r>
-      <w:r>
-        <w:t xml:space="preserve">and name the other concept with a different phrase.</w:t>
-      </w:r>
-      <w:r>
-        <w:t xml:space="preserve"> </w:t>
-      </w:r>
-      <w:r>
-        <w:t xml:space="preserve">If the other field’s word is still useful,</w:t>
-      </w:r>
-      <w:r>
-        <w:t xml:space="preserve"> </w:t>
-      </w:r>
-      <w:r>
-        <w:t xml:space="preserve">list it as a labeled alias in the definition of the concept it names.</w:t>
-      </w:r>
-    </w:p>
-    <w:p>
-      <w:pPr>
-        <w:pStyle w:val="BodyText"/>
-      </w:pPr>
-      <w:r>
-        <w:t xml:space="preserve">For example,</w:t>
-      </w:r>
-      <w:r>
-        <w:t xml:space="preserve"> </w:t>
-      </w:r>
-      <w:r>
-        <w:rPr>
-          <w:i/>
-          <w:iCs/>
-        </w:rPr>
-        <w:t xml:space="preserve">hypothesis</w:t>
-      </w:r>
-      <w:r>
-        <w:t xml:space="preserve"> </w:t>
-      </w:r>
-      <w:r>
-        <w:t xml:space="preserve">means a statistical hypothesis:</w:t>
-      </w:r>
-      <w:r>
-        <w:t xml:space="preserve"> </w:t>
-      </w:r>
-      <w:r>
-        <w:t xml:space="preserve">a claim about a</w:t>
-      </w:r>
-      <w:r>
-        <w:t xml:space="preserve"> </w:t>
-      </w:r>
-      <w:hyperlink r:id="rId27">
-        <w:r>
-          <w:rPr>
-            <w:rStyle w:val="Hyperlink"/>
-          </w:rPr>
-          <w:t xml:space="preserve">population</w:t>
-        </w:r>
-      </w:hyperlink>
-      <w:r>
-        <w:t xml:space="preserve">, such as a null hypothesis that a test examines.</w:t>
-      </w:r>
-      <w:r>
-        <w:t xml:space="preserve"> </w:t>
-      </w:r>
-      <w:r>
-        <w:t xml:space="preserve">In machine learning,</w:t>
-      </w:r>
-      <w:r>
-        <w:t xml:space="preserve"> </w:t>
-      </w:r>
-      <w:r>
-        <w:rPr>
-          <w:i/>
-          <w:iCs/>
-        </w:rPr>
-        <w:t xml:space="preserve">hypothesis</w:t>
-      </w:r>
-      <w:r>
-        <w:t xml:space="preserve"> </w:t>
-      </w:r>
-      <w:r>
-        <w:t xml:space="preserve">also names a candidate prediction</w:t>
-      </w:r>
-      <w:r>
-        <w:t xml:space="preserve"> </w:t>
-      </w:r>
-      <w:hyperlink r:id="rId22">
-        <w:r>
-          <w:rPr>
-            <w:rStyle w:val="Hyperlink"/>
-          </w:rPr>
-          <w:t xml:space="preserve">function</w:t>
-        </w:r>
-      </w:hyperlink>
-      <w:r>
-        <w:t xml:space="preserve">.</w:t>
-      </w:r>
-    </w:p>
-    <w:p>
-      <w:pPr>
-        <w:pStyle w:val="BlockText"/>
-      </w:pPr>
-      <w:r>
-        <w:t xml:space="preserve">❌ The learner picks one hypothesis from the hypothesis set.</w:t>
-      </w:r>
-    </w:p>
-    <w:p>
-      <w:pPr>
-        <w:pStyle w:val="BlockText"/>
-      </w:pPr>
-      <w:r>
-        <w:t xml:space="preserve">✅ The learner picks one function from the prediction function family.</w:t>
-      </w:r>
-      <w:r>
-        <w:t xml:space="preserve"> </w:t>
-      </w:r>
-    </w:p>
-    <w:p>
-      <w:pPr>
-        <w:pStyle w:val="FirstParagraph"/>
-      </w:pPr>
-      <w:r>
-        <w:t xml:space="preserve">The definition of the prediction</w:t>
-      </w:r>
-      <w:r>
-        <w:t xml:space="preserve"> </w:t>
-      </w:r>
-      <w:hyperlink r:id="rId22">
-        <w:r>
-          <w:rPr>
-            <w:rStyle w:val="Hyperlink"/>
-          </w:rPr>
-          <w:t xml:space="preserve">function</w:t>
-        </w:r>
-      </w:hyperlink>
-      <w:r>
-        <w:t xml:space="preserve"> </w:t>
-      </w:r>
-      <w:r>
-        <w:t xml:space="preserve">family can then say</w:t>
-      </w:r>
-      <w:r>
-        <w:t xml:space="preserve"> </w:t>
-      </w:r>
-      <w:r>
-        <w:t xml:space="preserve">that machine-learning texts call it a</w:t>
-      </w:r>
-      <w:r>
-        <w:t xml:space="preserve"> </w:t>
-      </w:r>
-      <w:r>
-        <w:rPr>
-          <w:i/>
-          <w:iCs/>
-        </w:rPr>
-        <w:t xml:space="preserve">hypothesis class</w:t>
-      </w:r>
-      <w:r>
-        <w:t xml:space="preserve"> </w:t>
-      </w:r>
-      <w:r>
-        <w:t xml:space="preserve">or</w:t>
-      </w:r>
-      <w:r>
-        <w:t xml:space="preserve"> </w:t>
-      </w:r>
-      <w:r>
-        <w:rPr>
-          <w:i/>
-          <w:iCs/>
-        </w:rPr>
-        <w:t xml:space="preserve">hypothesis space</w:t>
-      </w:r>
-      <w:r>
-        <w:t xml:space="preserve">.</w:t>
-      </w:r>
-    </w:p>
-    <w:bookmarkEnd w:id="28"/>
-    <w:bookmarkStart w:id="29" w:name="name-a-quantity-for-what-it-is"/>
-    <w:p>
-      <w:pPr>
-        <w:pStyle w:val="Heading2"/>
-      </w:pPr>
-      <w:r>
-        <w:t xml:space="preserve">5 Name a quantity for what it is</w:t>
-      </w:r>
-    </w:p>
-    <w:p>
-      <w:pPr>
-        <w:pStyle w:val="FirstParagraph"/>
-      </w:pPr>
-      <w:r>
-        <w:t xml:space="preserve">A name should say what kind of thing the quantity is.</w:t>
-      </w:r>
-      <w:r>
-        <w:t xml:space="preserve"> </w:t>
-      </w:r>
-      <w:r>
-        <w:t xml:space="preserve">Each kind of quantity has its own name:</w:t>
-      </w:r>
-    </w:p>
-    <w:p>
-      <w:pPr>
-        <w:pStyle w:val="Compact"/>
-        <w:numPr>
-          <w:ilvl w:val="0"/>
-          <w:numId w:val="1001"/>
-        </w:numPr>
-      </w:pPr>
-      <w:r>
-        <w:rPr>
-          <w:b/>
-          <w:bCs/>
-        </w:rPr>
-        <w:t xml:space="preserve">A variance</w:t>
-      </w:r>
-      <w:r>
-        <w:t xml:space="preserve"> </w:t>
-      </w:r>
-      <w:r>
-        <w:t xml:space="preserve">measures spread.</w:t>
-      </w:r>
-      <w:r>
-        <w:t xml:space="preserve"> </w:t>
-      </w:r>
-    </w:p>
-    <w:p>
-      <w:pPr>
-        <w:pStyle w:val="Compact"/>
-        <w:numPr>
-          <w:ilvl w:val="0"/>
-          <w:numId w:val="1001"/>
-        </w:numPr>
-      </w:pPr>
-      <w:r>
-        <w:rPr>
-          <w:b/>
-          <w:bCs/>
-        </w:rPr>
-        <w:t xml:space="preserve">A risk</w:t>
-      </w:r>
-      <w:r>
-        <w:t xml:space="preserve"> </w:t>
-      </w:r>
-      <w:r>
-        <w:t xml:space="preserve">is an expected loss.</w:t>
-      </w:r>
-      <w:r>
-        <w:t xml:space="preserve"> </w:t>
-      </w:r>
-    </w:p>
-    <w:p>
-      <w:pPr>
-        <w:pStyle w:val="Compact"/>
-        <w:numPr>
-          <w:ilvl w:val="0"/>
-          <w:numId w:val="1001"/>
-        </w:numPr>
-      </w:pPr>
-      <w:r>
-        <w:rPr>
-          <w:b/>
-          <w:bCs/>
-        </w:rPr>
-        <w:t xml:space="preserve">An error</w:t>
-      </w:r>
-      <w:r>
-        <w:t xml:space="preserve"> </w:t>
-      </w:r>
-      <w:r>
-        <w:t xml:space="preserve">is a realized difference between a prediction and an outcome.</w:t>
-      </w:r>
-      <w:r>
-        <w:t xml:space="preserve"> </w:t>
-      </w:r>
-    </w:p>
-    <w:p>
-      <w:pPr>
-        <w:pStyle w:val="FirstParagraph"/>
-      </w:pPr>
-      <w:r>
-        <w:t xml:space="preserve">Calling a variance an error, or calling a quantity</w:t>
-      </w:r>
-      <w:r>
-        <w:t xml:space="preserve"> </w:t>
-      </w:r>
-      <w:r>
-        <w:t xml:space="preserve">“irreducible”</w:t>
-      </w:r>
-      <w:r>
-        <w:t xml:space="preserve"> </w:t>
-      </w:r>
-      <w:r>
-        <w:t xml:space="preserve">without saying given what, misleads the reader.</w:t>
-      </w:r>
-      <w:r>
-        <w:t xml:space="preserve"> </w:t>
-      </w:r>
-    </w:p>
-    <w:p>
-      <w:pPr>
-        <w:pStyle w:val="BodyText"/>
-      </w:pPr>
-      <w:r>
-        <w:t xml:space="preserve">For example, the variance of the outcome given the inputs is the</w:t>
-      </w:r>
-      <w:r>
-        <w:t xml:space="preserve"> </w:t>
-      </w:r>
-      <w:r>
-        <w:rPr>
-          <w:i/>
-          <w:iCs/>
-        </w:rPr>
-        <w:t xml:space="preserve">residual variance</w:t>
-      </w:r>
-      <w:r>
-        <w:t xml:space="preserve">.</w:t>
-      </w:r>
-      <w:r>
-        <w:t xml:space="preserve"> </w:t>
-      </w:r>
-      <w:r>
-        <w:t xml:space="preserve"> </w:t>
-      </w:r>
-      <w:r>
-        <w:t xml:space="preserve">It is a component of the expected squared prediction error, not an error,</w:t>
-      </w:r>
-      <w:r>
-        <w:t xml:space="preserve"> </w:t>
-      </w:r>
-      <w:r>
-        <w:t xml:space="preserve">and it is irreducible only given the inputs the model uses:</w:t>
-      </w:r>
-      <w:r>
-        <w:t xml:space="preserve"> </w:t>
-      </w:r>
-      <w:r>
-        <w:t xml:space="preserve">a further input that predicts the outcome reduces it.</w:t>
-      </w:r>
-    </w:p>
-    <w:p>
-      <w:pPr>
-        <w:pStyle w:val="BlockText"/>
-      </w:pPr>
-      <w:r>
-        <w:t xml:space="preserve">❌ The irreducible error is the part no model can remove.</w:t>
-      </w:r>
-    </w:p>
-    <w:p>
-      <w:pPr>
-        <w:pStyle w:val="BlockText"/>
-      </w:pPr>
-      <w:r>
-        <w:t xml:space="preserve">✅ The residual variance is the part no model using the same inputs can remove.</w:t>
-      </w:r>
-      <w:r>
-        <w:t xml:space="preserve"> </w:t>
-      </w:r>
-    </w:p>
-    <w:p>
-      <w:pPr>
-        <w:pStyle w:val="FirstParagraph"/>
-      </w:pPr>
-      <w:r>
-        <w:t xml:space="preserve">Mention the common name once, as an alias in the definition, and use the accurate</w:t>
-      </w:r>
-      <w:r>
-        <w:t xml:space="preserve"> </w:t>
-      </w:r>
-      <w:hyperlink r:id="rId18">
-        <w:r>
-          <w:rPr>
-            <w:rStyle w:val="Hyperlink"/>
-          </w:rPr>
-          <w:t xml:space="preserve">term</w:t>
-        </w:r>
-      </w:hyperlink>
-      <w:r>
         <w:t xml:space="preserve"> </w:t>
       </w:r>
       <w:r>
@@ -2094,24 +2063,7 @@
         <w:t xml:space="preserve"> </w:t>
       </w:r>
       <w:r>
-        <w:t xml:space="preserve">Write a</w:t>
-      </w:r>
-      <w:r>
-        <w:t xml:space="preserve"> </w:t>
-      </w:r>
-      <w:hyperlink r:id="rId22">
-        <w:r>
-          <w:rPr>
-            <w:rStyle w:val="Hyperlink"/>
-          </w:rPr>
-          <w:t xml:space="preserve">function</w:t>
-        </w:r>
-      </w:hyperlink>
-      <w:r>
-        <w:t xml:space="preserve"> </w:t>
-      </w:r>
-      <w:r>
-        <w:t xml:space="preserve">with its argument, such as</w:t>
+        <w:t xml:space="preserve">Write a function with its argument, such as</w:t>
       </w:r>
       <w:r>
         <w:t xml:space="preserve"> </w:t>
@@ -2688,21 +2640,7 @@
         <w:t xml:space="preserve"> </w:t>
       </w:r>
       <w:r>
-        <w:t xml:space="preserve">When you do need a technical</w:t>
-      </w:r>
-      <w:r>
-        <w:t xml:space="preserve"> </w:t>
-      </w:r>
-      <w:hyperlink r:id="rId18">
-        <w:r>
-          <w:rPr>
-            <w:rStyle w:val="Hyperlink"/>
-          </w:rPr>
-          <w:t xml:space="preserve">term</w:t>
-        </w:r>
-      </w:hyperlink>
-      <w:r>
-        <w:t xml:space="preserve">,</w:t>
+        <w:t xml:space="preserve">When you do need a technical term,</w:t>
       </w:r>
       <w:r>
         <w:t xml:space="preserve"> </w:t>

--- a/pr-preview/pr-392/chapters/word-choice.docx
+++ b/pr-preview/pr-392/chapters/word-choice.docx
@@ -15,7 +15,7 @@
         <w:pStyle w:val="Date"/>
       </w:pPr>
       <w:r>
-        <w:t xml:space="preserve">Last modified: 2026-10-28 00:02:13 (PDT)</w:t>
+        <w:t xml:space="preserve">Last modified: 2026-10-28 00:14:43 (PDT)</w:t>
       </w:r>
     </w:p>
     <w:tbl>
